--- a/Markdown/_extensions/wjschne/apaquarto/apaquarto.docx
+++ b/Markdown/_extensions/wjschne/apaquarto/apaquarto.docx
@@ -2,23 +2,21 @@
 <file path=word/document.xml><?xml version="1.0" encoding="utf-8"?>
 <w:document xmlns:wpc="http://schemas.microsoft.com/office/word/2010/wordprocessingCanvas" xmlns:mc="http://schemas.openxmlformats.org/markup-compatibility/2006" xmlns:o="urn:schemas-microsoft-com:office:office" xmlns:r="http://schemas.openxmlformats.org/officeDocument/2006/relationships" xmlns:m="http://schemas.openxmlformats.org/officeDocument/2006/math" xmlns:v="urn:schemas-microsoft-com:vml" xmlns:wp14="http://schemas.microsoft.com/office/word/2010/wordprocessingDrawing" xmlns:wp="http://schemas.openxmlformats.org/drawingml/2006/wordprocessingDrawing" xmlns:w="http://schemas.openxmlformats.org/wordprocessingml/2006/main" xmlns:w14="http://schemas.microsoft.com/office/word/2010/wordml" xmlns:w10="urn:schemas-microsoft-com:office:word" xmlns:w15="http://schemas.microsoft.com/office/word/2012/wordml" xmlns:wpg="http://schemas.microsoft.com/office/word/2010/wordprocessingGroup" xmlns:wpi="http://schemas.microsoft.com/office/word/2010/wordprocessingInk" xmlns:wne="http://schemas.microsoft.com/office/word/2006/wordml" xmlns:wps="http://schemas.microsoft.com/office/word/2010/wordprocessingShape" xmlns:wpsCustomData="http://www.wps.cn/officeDocument/2013/wpsCustomData" mc:Ignorable="w14 w15 wp14">
   <w:body>
-    <w:p>
+    <w:p xmlns:wp14="http://schemas.microsoft.com/office/word/2010/wordml" wp14:textId="77777777">
       <w:pPr>
         <w:pStyle w:val="100"/>
       </w:pPr>
-      <w:bookmarkStart w:id="0" w:name="_GoBack"/>
+      <w:bookmarkStart w:name="_GoBack" w:id="0"/>
       <w:bookmarkEnd w:id="0"/>
     </w:p>
     <w:sectPr>
-      <w:headerReference r:id="rId7" w:type="first"/>
-      <w:footerReference r:id="rId10" w:type="first"/>
-      <w:headerReference r:id="rId5" w:type="default"/>
-      <w:footerReference r:id="rId8" w:type="default"/>
-      <w:headerReference r:id="rId6" w:type="even"/>
-      <w:footerReference r:id="rId9" w:type="even"/>
-      <w:pgSz w:w="12240" w:h="15840"/>
-      <w:pgMar w:top="1440" w:right="1440" w:bottom="1440" w:left="1440" w:header="720" w:footer="720" w:gutter="0"/>
+      <w:footerReference w:type="first" r:id="rId10"/>
+      <w:footerReference w:type="default" r:id="rId8"/>
+      <w:footerReference w:type="even" r:id="rId9"/>
+      <w:pgSz w:w="12240" w:h="15840" w:orient="portrait"/>
+      <w:pgMar w:top="1440" w:right="1984" w:bottom="1440" w:left="1417" w:header="720" w:footer="720" w:gutter="0"/>
       <w:cols w:space="720" w:num="1"/>
+      <w:headerReference w:type="default" r:id="R4d5ab486dc3c43c6"/>
     </w:sectPr>
   </w:body>
 </w:document>
@@ -27,7 +25,7 @@
 <file path=word/endnotes.xml><?xml version="1.0" encoding="utf-8"?>
 <w:endnotes xmlns:wpc="http://schemas.microsoft.com/office/word/2010/wordprocessingCanvas" xmlns:mc="http://schemas.openxmlformats.org/markup-compatibility/2006" xmlns:o="urn:schemas-microsoft-com:office:office" xmlns:r="http://schemas.openxmlformats.org/officeDocument/2006/relationships" xmlns:m="http://schemas.openxmlformats.org/officeDocument/2006/math" xmlns:v="urn:schemas-microsoft-com:vml" xmlns:wp14="http://schemas.microsoft.com/office/word/2010/wordprocessingDrawing" xmlns:wp="http://schemas.openxmlformats.org/drawingml/2006/wordprocessingDrawing" xmlns:w="http://schemas.openxmlformats.org/wordprocessingml/2006/main" xmlns:w14="http://schemas.microsoft.com/office/word/2010/wordml" xmlns:w15="http://schemas.microsoft.com/office/word/2012/wordml" xmlns:w10="urn:schemas-microsoft-com:office:word" xmlns:wpg="http://schemas.microsoft.com/office/word/2010/wordprocessingGroup" xmlns:wpi="http://schemas.microsoft.com/office/word/2010/wordprocessingInk" xmlns:wne="http://schemas.microsoft.com/office/word/2006/wordml" xmlns:wps="http://schemas.microsoft.com/office/word/2010/wordprocessingShape" xmlns:wpsCustomData="http://www.wps.cn/officeDocument/2013/wpsCustomData" mc:Ignorable="w14 w15 wp14">
   <w:endnote w:type="separator" w:id="0">
-    <w:p>
+    <w:p xmlns:wp14="http://schemas.microsoft.com/office/word/2010/wordml" wp14:textId="77777777">
       <w:pPr>
         <w:spacing w:line="240" w:lineRule="auto"/>
       </w:pPr>
@@ -37,7 +35,7 @@
     </w:p>
   </w:endnote>
   <w:endnote w:type="continuationSeparator" w:id="1">
-    <w:p>
+    <w:p xmlns:wp14="http://schemas.microsoft.com/office/word/2010/wordml" wp14:textId="77777777">
       <w:pPr>
         <w:spacing w:line="240" w:lineRule="auto"/>
       </w:pPr>
@@ -51,7 +49,7 @@
 
 <file path=word/footer1.xml><?xml version="1.0" encoding="utf-8"?>
 <w:ftr xmlns:wpc="http://schemas.microsoft.com/office/word/2010/wordprocessingCanvas" xmlns:mc="http://schemas.openxmlformats.org/markup-compatibility/2006" xmlns:o="urn:schemas-microsoft-com:office:office" xmlns:r="http://schemas.openxmlformats.org/officeDocument/2006/relationships" xmlns:m="http://schemas.openxmlformats.org/officeDocument/2006/math" xmlns:v="urn:schemas-microsoft-com:vml" xmlns:wp14="http://schemas.microsoft.com/office/word/2010/wordprocessingDrawing" xmlns:wp="http://schemas.openxmlformats.org/drawingml/2006/wordprocessingDrawing" xmlns:w10="urn:schemas-microsoft-com:office:word" xmlns:w="http://schemas.openxmlformats.org/wordprocessingml/2006/main" xmlns:w14="http://schemas.microsoft.com/office/word/2010/wordml" xmlns:w15="http://schemas.microsoft.com/office/word/2012/wordml" xmlns:wpg="http://schemas.microsoft.com/office/word/2010/wordprocessingGroup" xmlns:wpi="http://schemas.microsoft.com/office/word/2010/wordprocessingInk" xmlns:wne="http://schemas.microsoft.com/office/word/2006/wordml" xmlns:wps="http://schemas.microsoft.com/office/word/2010/wordprocessingShape" xmlns:wpsCustomData="http://www.wps.cn/officeDocument/2013/wpsCustomData" mc:Ignorable="w14 w15 wp14">
-  <w:p>
+  <w:p xmlns:wp14="http://schemas.microsoft.com/office/word/2010/wordml" wp14:textId="77777777">
     <w:pPr>
       <w:pStyle w:val="20"/>
     </w:pPr>
@@ -61,7 +59,7 @@
 
 <file path=word/footer2.xml><?xml version="1.0" encoding="utf-8"?>
 <w:ftr xmlns:wpc="http://schemas.microsoft.com/office/word/2010/wordprocessingCanvas" xmlns:mc="http://schemas.openxmlformats.org/markup-compatibility/2006" xmlns:o="urn:schemas-microsoft-com:office:office" xmlns:r="http://schemas.openxmlformats.org/officeDocument/2006/relationships" xmlns:m="http://schemas.openxmlformats.org/officeDocument/2006/math" xmlns:v="urn:schemas-microsoft-com:vml" xmlns:wp14="http://schemas.microsoft.com/office/word/2010/wordprocessingDrawing" xmlns:wp="http://schemas.openxmlformats.org/drawingml/2006/wordprocessingDrawing" xmlns:w10="urn:schemas-microsoft-com:office:word" xmlns:w="http://schemas.openxmlformats.org/wordprocessingml/2006/main" xmlns:w14="http://schemas.microsoft.com/office/word/2010/wordml" xmlns:w15="http://schemas.microsoft.com/office/word/2012/wordml" xmlns:wpg="http://schemas.microsoft.com/office/word/2010/wordprocessingGroup" xmlns:wpi="http://schemas.microsoft.com/office/word/2010/wordprocessingInk" xmlns:wne="http://schemas.microsoft.com/office/word/2006/wordml" xmlns:wps="http://schemas.microsoft.com/office/word/2010/wordprocessingShape" xmlns:wpsCustomData="http://www.wps.cn/officeDocument/2013/wpsCustomData" mc:Ignorable="w14 w15 wp14">
-  <w:p>
+  <w:p xmlns:wp14="http://schemas.microsoft.com/office/word/2010/wordml" wp14:textId="77777777">
     <w:pPr>
       <w:pStyle w:val="20"/>
     </w:pPr>
@@ -71,7 +69,7 @@
 
 <file path=word/footer3.xml><?xml version="1.0" encoding="utf-8"?>
 <w:ftr xmlns:wpc="http://schemas.microsoft.com/office/word/2010/wordprocessingCanvas" xmlns:mc="http://schemas.openxmlformats.org/markup-compatibility/2006" xmlns:o="urn:schemas-microsoft-com:office:office" xmlns:r="http://schemas.openxmlformats.org/officeDocument/2006/relationships" xmlns:m="http://schemas.openxmlformats.org/officeDocument/2006/math" xmlns:v="urn:schemas-microsoft-com:vml" xmlns:wp14="http://schemas.microsoft.com/office/word/2010/wordprocessingDrawing" xmlns:wp="http://schemas.openxmlformats.org/drawingml/2006/wordprocessingDrawing" xmlns:w10="urn:schemas-microsoft-com:office:word" xmlns:w="http://schemas.openxmlformats.org/wordprocessingml/2006/main" xmlns:w14="http://schemas.microsoft.com/office/word/2010/wordml" xmlns:w15="http://schemas.microsoft.com/office/word/2012/wordml" xmlns:wpg="http://schemas.microsoft.com/office/word/2010/wordprocessingGroup" xmlns:wpi="http://schemas.microsoft.com/office/word/2010/wordprocessingInk" xmlns:wne="http://schemas.microsoft.com/office/word/2006/wordml" xmlns:wps="http://schemas.microsoft.com/office/word/2010/wordprocessingShape" xmlns:wpsCustomData="http://www.wps.cn/officeDocument/2013/wpsCustomData" mc:Ignorable="w14 w15 wp14">
-  <w:p>
+  <w:p xmlns:wp14="http://schemas.microsoft.com/office/word/2010/wordml" wp14:textId="77777777">
     <w:pPr>
       <w:pStyle w:val="20"/>
     </w:pPr>
@@ -82,7 +80,7 @@
 <file path=word/footnotes.xml><?xml version="1.0" encoding="utf-8"?>
 <w:footnotes xmlns:wpc="http://schemas.microsoft.com/office/word/2010/wordprocessingCanvas" xmlns:mc="http://schemas.openxmlformats.org/markup-compatibility/2006" xmlns:o="urn:schemas-microsoft-com:office:office" xmlns:r="http://schemas.openxmlformats.org/officeDocument/2006/relationships" xmlns:m="http://schemas.openxmlformats.org/officeDocument/2006/math" xmlns:v="urn:schemas-microsoft-com:vml" xmlns:wp14="http://schemas.microsoft.com/office/word/2010/wordprocessingDrawing" xmlns:wp="http://schemas.openxmlformats.org/drawingml/2006/wordprocessingDrawing" xmlns:w="http://schemas.openxmlformats.org/wordprocessingml/2006/main" xmlns:w14="http://schemas.microsoft.com/office/word/2010/wordml" xmlns:w15="http://schemas.microsoft.com/office/word/2012/wordml" xmlns:w10="urn:schemas-microsoft-com:office:word" xmlns:wpg="http://schemas.microsoft.com/office/word/2010/wordprocessingGroup" xmlns:wpi="http://schemas.microsoft.com/office/word/2010/wordprocessingInk" xmlns:wne="http://schemas.microsoft.com/office/word/2006/wordml" xmlns:wps="http://schemas.microsoft.com/office/word/2010/wordprocessingShape" xmlns:wpsCustomData="http://www.wps.cn/officeDocument/2013/wpsCustomData" mc:Ignorable="w14 w15 wp14">
   <w:footnote w:type="separator" w:id="0">
-    <w:p>
+    <w:p xmlns:wp14="http://schemas.microsoft.com/office/word/2010/wordml" wp14:textId="77777777">
       <w:pPr>
         <w:spacing w:before="0" w:after="0" w:line="360" w:lineRule="auto"/>
       </w:pPr>
@@ -92,7 +90,7 @@
     </w:p>
   </w:footnote>
   <w:footnote w:type="continuationSeparator" w:id="1">
-    <w:p>
+    <w:p xmlns:wp14="http://schemas.microsoft.com/office/word/2010/wordml" wp14:textId="77777777">
       <w:pPr>
         <w:spacing w:before="0" w:after="0" w:line="360" w:lineRule="auto"/>
       </w:pPr>
@@ -104,76 +102,84 @@
 </w:footnotes>
 </file>
 
-<file path=word/header1.xml><?xml version="1.0" encoding="utf-8"?>
-<w:hdr xmlns:wpc="http://schemas.microsoft.com/office/word/2010/wordprocessingCanvas" xmlns:mc="http://schemas.openxmlformats.org/markup-compatibility/2006" xmlns:o="urn:schemas-microsoft-com:office:office" xmlns:r="http://schemas.openxmlformats.org/officeDocument/2006/relationships" xmlns:m="http://schemas.openxmlformats.org/officeDocument/2006/math" xmlns:v="urn:schemas-microsoft-com:vml" xmlns:wp14="http://schemas.microsoft.com/office/word/2010/wordprocessingDrawing" xmlns:wp="http://schemas.openxmlformats.org/drawingml/2006/wordprocessingDrawing" xmlns:w10="urn:schemas-microsoft-com:office:word" xmlns:w="http://schemas.openxmlformats.org/wordprocessingml/2006/main" xmlns:w14="http://schemas.microsoft.com/office/word/2010/wordml" xmlns:w15="http://schemas.microsoft.com/office/word/2012/wordml" xmlns:wpg="http://schemas.microsoft.com/office/word/2010/wordprocessingGroup" xmlns:wpi="http://schemas.microsoft.com/office/word/2010/wordprocessingInk" xmlns:wne="http://schemas.microsoft.com/office/word/2006/wordml" xmlns:wps="http://schemas.microsoft.com/office/word/2010/wordprocessingShape" xmlns:wpsCustomData="http://www.wps.cn/officeDocument/2013/wpsCustomData" mc:Ignorable="w14 w15 wp14">
+<file path=word/header4.xml><?xml version="1.0" encoding="utf-8"?>
+<w:hdr xmlns:w14="http://schemas.microsoft.com/office/word/2010/wordml" xmlns:w="http://schemas.openxmlformats.org/wordprocessingml/2006/main">
+  <w:tbl>
+    <w:tblPr>
+      <w:tblStyle w:val="13"/>
+      <w:bidiVisual w:val="0"/>
+      <w:tblW w:w="0" w:type="auto"/>
+      <w:tblLayout w:type="fixed"/>
+      <w:tblLook w:val="06A0" w:firstRow="1" w:lastRow="0" w:firstColumn="1" w:lastColumn="0" w:noHBand="1" w:noVBand="1"/>
+    </w:tblPr>
+    <w:tblGrid>
+      <w:gridCol w:w="3120"/>
+      <w:gridCol w:w="3120"/>
+      <w:gridCol w:w="3120"/>
+    </w:tblGrid>
+    <w:tr>
+      <w:trPr>
+        <w:trHeight w:val="300"/>
+      </w:trPr>
+      <w:tc>
+        <w:tcPr>
+          <w:tcW w:w="3120" w:type="dxa"/>
+          <w:tcMar/>
+        </w:tcPr>
+        <w:p>
+          <w:pPr>
+            <w:pStyle w:val="19"/>
+            <w:bidi w:val="0"/>
+            <w:ind w:left="-115"/>
+            <w:jc w:val="left"/>
+          </w:pPr>
+        </w:p>
+      </w:tc>
+      <w:tc>
+        <w:tcPr>
+          <w:tcW w:w="3120" w:type="dxa"/>
+          <w:tcMar/>
+        </w:tcPr>
+        <w:p>
+          <w:pPr>
+            <w:pStyle w:val="19"/>
+            <w:bidi w:val="0"/>
+            <w:jc w:val="center"/>
+          </w:pPr>
+        </w:p>
+      </w:tc>
+      <w:tc>
+        <w:tcPr>
+          <w:tcW w:w="3120" w:type="dxa"/>
+          <w:tcMar/>
+        </w:tcPr>
+        <w:p>
+          <w:pPr>
+            <w:pStyle w:val="19"/>
+            <w:bidi w:val="0"/>
+            <w:ind w:right="-115"/>
+            <w:jc w:val="right"/>
+          </w:pPr>
+          <w:r>
+            <w:fldChar w:fldCharType="begin"/>
+          </w:r>
+          <w:r>
+            <w:instrText xml:space="preserve">PAGE</w:instrText>
+          </w:r>
+          <w:r>
+            <w:fldChar w:fldCharType="separate"/>
+          </w:r>
+          <w:r>
+            <w:fldChar w:fldCharType="end"/>
+          </w:r>
+        </w:p>
+      </w:tc>
+    </w:tr>
+  </w:tbl>
   <w:p>
     <w:pPr>
-      <w:tabs>
-        <w:tab w:val="right" w:pos="9360"/>
-      </w:tabs>
-    </w:pPr>
-    <w:sdt>
-      <w:sdtPr>
-        <w:alias w:val="Comments"/>
-        <w:id w:val="411821190"/>
-        <w:placeholder>
-          <w:docPart w:val="0C02FC99099648D19246354A6487E13A"/>
-        </w:placeholder>
-        <w:showingPlcHdr/>
-        <w:dataBinding w:prefixMappings="xmlns:ns0='http://purl.org/dc/elements/1.1/' xmlns:ns1='http://schemas.openxmlformats.org/package/2006/metadata/core-properties' " w:xpath="/ns1:coreProperties[1]/ns0:description[1]" w:storeItemID="{6C3C8BC8-F283-45AE-878A-BAB7291924A1}"/>
-        <w:text w:multiLine="1"/>
-      </w:sdtPr>
-      <w:sdtContent>
-        <w:r>
-          <w:rPr>
-            <w:rStyle w:val="97"/>
-          </w:rPr>
-          <w:t>[Comments]</w:t>
-        </w:r>
-      </w:sdtContent>
-    </w:sdt>
-    <w:r>
-      <w:tab/>
-    </w:r>
-    <w:r>
-      <w:fldChar w:fldCharType="begin"/>
-    </w:r>
-    <w:r>
-      <w:instrText xml:space="preserve"> PAGE   \* MERGEFORMAT </w:instrText>
-    </w:r>
-    <w:r>
-      <w:fldChar w:fldCharType="separate"/>
-    </w:r>
-    <w:r>
-      <w:t>1</w:t>
-    </w:r>
-    <w:r>
-      <w:fldChar w:fldCharType="end"/>
-    </w:r>
-  </w:p>
-  <w:p>
-    <w:pPr>
       <w:pStyle w:val="19"/>
-    </w:pPr>
-  </w:p>
-</w:hdr>
-</file>
-
-<file path=word/header2.xml><?xml version="1.0" encoding="utf-8"?>
-<w:hdr xmlns:wpc="http://schemas.microsoft.com/office/word/2010/wordprocessingCanvas" xmlns:mc="http://schemas.openxmlformats.org/markup-compatibility/2006" xmlns:o="urn:schemas-microsoft-com:office:office" xmlns:r="http://schemas.openxmlformats.org/officeDocument/2006/relationships" xmlns:m="http://schemas.openxmlformats.org/officeDocument/2006/math" xmlns:v="urn:schemas-microsoft-com:vml" xmlns:wp14="http://schemas.microsoft.com/office/word/2010/wordprocessingDrawing" xmlns:wp="http://schemas.openxmlformats.org/drawingml/2006/wordprocessingDrawing" xmlns:w10="urn:schemas-microsoft-com:office:word" xmlns:w="http://schemas.openxmlformats.org/wordprocessingml/2006/main" xmlns:w14="http://schemas.microsoft.com/office/word/2010/wordml" xmlns:w15="http://schemas.microsoft.com/office/word/2012/wordml" xmlns:wpg="http://schemas.microsoft.com/office/word/2010/wordprocessingGroup" xmlns:wpi="http://schemas.microsoft.com/office/word/2010/wordprocessingInk" xmlns:wne="http://schemas.microsoft.com/office/word/2006/wordml" xmlns:wps="http://schemas.microsoft.com/office/word/2010/wordprocessingShape" xmlns:wpsCustomData="http://www.wps.cn/officeDocument/2013/wpsCustomData" mc:Ignorable="w14 w15 wp14">
-  <w:p>
-    <w:pPr>
-      <w:pStyle w:val="19"/>
-    </w:pPr>
-  </w:p>
-</w:hdr>
-</file>
-
-<file path=word/header3.xml><?xml version="1.0" encoding="utf-8"?>
-<w:hdr xmlns:wpc="http://schemas.microsoft.com/office/word/2010/wordprocessingCanvas" xmlns:mc="http://schemas.openxmlformats.org/markup-compatibility/2006" xmlns:o="urn:schemas-microsoft-com:office:office" xmlns:r="http://schemas.openxmlformats.org/officeDocument/2006/relationships" xmlns:m="http://schemas.openxmlformats.org/officeDocument/2006/math" xmlns:v="urn:schemas-microsoft-com:vml" xmlns:wp14="http://schemas.microsoft.com/office/word/2010/wordprocessingDrawing" xmlns:wp="http://schemas.openxmlformats.org/drawingml/2006/wordprocessingDrawing" xmlns:w10="urn:schemas-microsoft-com:office:word" xmlns:w="http://schemas.openxmlformats.org/wordprocessingml/2006/main" xmlns:w14="http://schemas.microsoft.com/office/word/2010/wordml" xmlns:w15="http://schemas.microsoft.com/office/word/2012/wordml" xmlns:wpg="http://schemas.microsoft.com/office/word/2010/wordprocessingGroup" xmlns:wpi="http://schemas.microsoft.com/office/word/2010/wordprocessingInk" xmlns:wne="http://schemas.microsoft.com/office/word/2006/wordml" xmlns:wps="http://schemas.microsoft.com/office/word/2010/wordprocessingShape" xmlns:wpsCustomData="http://www.wps.cn/officeDocument/2013/wpsCustomData" mc:Ignorable="w14 w15 wp14">
-  <w:p>
-    <w:pPr>
-      <w:pStyle w:val="19"/>
+      <w:bidi w:val="0"/>
     </w:pPr>
   </w:p>
 </w:hdr>
@@ -278,7 +284,7 @@
 </file>
 
 <file path=word/styles.xml><?xml version="1.0" encoding="utf-8"?>
-<w:styles xmlns:mc="http://schemas.openxmlformats.org/markup-compatibility/2006" xmlns:o="urn:schemas-microsoft-com:office:office" xmlns:r="http://schemas.openxmlformats.org/officeDocument/2006/relationships" xmlns:m="http://schemas.openxmlformats.org/officeDocument/2006/math" xmlns:v="urn:schemas-microsoft-com:vml" xmlns:w="http://schemas.openxmlformats.org/wordprocessingml/2006/main" xmlns:w14="http://schemas.microsoft.com/office/word/2010/wordml" xmlns:w10="urn:schemas-microsoft-com:office:word" xmlns:sl="http://schemas.openxmlformats.org/schemaLibrary/2006/main" xmlns:wpsCustomData="http://www.wps.cn/officeDocument/2013/wpsCustomData" mc:Ignorable="w14">
+<w:styles xmlns:wp14="http://schemas.microsoft.com/office/word/2010/wordprocessingDrawing" xmlns:mc="http://schemas.openxmlformats.org/markup-compatibility/2006" xmlns:o="urn:schemas-microsoft-com:office:office" xmlns:r="http://schemas.openxmlformats.org/officeDocument/2006/relationships" xmlns:m="http://schemas.openxmlformats.org/officeDocument/2006/math" xmlns:v="urn:schemas-microsoft-com:vml" xmlns:w="http://schemas.openxmlformats.org/wordprocessingml/2006/main" xmlns:w14="http://schemas.microsoft.com/office/word/2010/wordml" xmlns:w10="urn:schemas-microsoft-com:office:word" xmlns:sl="http://schemas.openxmlformats.org/schemaLibrary/2006/main" xmlns:wpsCustomData="http://www.wps.cn/officeDocument/2013/wpsCustomData" mc:Ignorable="w14 wp14">
   <w:docDefaults>
     <w:rPrDefault>
       <w:rPr>
@@ -287,160 +293,160 @@
     </w:rPrDefault>
     <w:pPrDefault/>
   </w:docDefaults>
-  <w:latentStyles w:count="260" w:defQFormat="0" w:defUnhideWhenUsed="1" w:defSemiHidden="1" w:defUIPriority="99" w:defLockedState="0">
-    <w:lsdException w:qFormat="1" w:unhideWhenUsed="0" w:uiPriority="0" w:semiHidden="0" w:name="Normal"/>
-    <w:lsdException w:qFormat="1" w:unhideWhenUsed="0" w:uiPriority="9" w:semiHidden="0" w:name="heading 1"/>
-    <w:lsdException w:qFormat="1" w:uiPriority="9" w:semiHidden="0" w:name="heading 2"/>
-    <w:lsdException w:qFormat="1" w:uiPriority="9" w:semiHidden="0" w:name="heading 3"/>
-    <w:lsdException w:qFormat="1" w:uiPriority="9" w:semiHidden="0" w:name="heading 4"/>
-    <w:lsdException w:qFormat="1" w:uiPriority="9" w:semiHidden="0" w:name="heading 5"/>
-    <w:lsdException w:qFormat="1" w:uiPriority="9" w:semiHidden="0" w:name="heading 6"/>
-    <w:lsdException w:qFormat="1" w:uiPriority="9" w:semiHidden="0" w:name="heading 7"/>
-    <w:lsdException w:qFormat="1" w:uiPriority="9" w:semiHidden="0" w:name="heading 8"/>
-    <w:lsdException w:qFormat="1" w:uiPriority="9" w:semiHidden="0" w:name="heading 9"/>
-    <w:lsdException w:unhideWhenUsed="0" w:uiPriority="0" w:semiHidden="0" w:name="index 1"/>
-    <w:lsdException w:uiPriority="0" w:name="index 2"/>
-    <w:lsdException w:uiPriority="0" w:name="index 3"/>
-    <w:lsdException w:uiPriority="0" w:name="index 4"/>
-    <w:lsdException w:uiPriority="0" w:name="index 5"/>
-    <w:lsdException w:uiPriority="0" w:name="index 6"/>
-    <w:lsdException w:uiPriority="0" w:name="index 7"/>
-    <w:lsdException w:uiPriority="0" w:name="index 8"/>
-    <w:lsdException w:uiPriority="0" w:name="index 9"/>
-    <w:lsdException w:uiPriority="0" w:name="toc 1"/>
-    <w:lsdException w:uiPriority="0" w:name="toc 2"/>
-    <w:lsdException w:uiPriority="0" w:name="toc 3"/>
-    <w:lsdException w:uiPriority="0" w:name="toc 4"/>
-    <w:lsdException w:uiPriority="0" w:name="toc 5"/>
-    <w:lsdException w:uiPriority="0" w:name="toc 6"/>
-    <w:lsdException w:uiPriority="0" w:name="toc 7"/>
-    <w:lsdException w:uiPriority="0" w:name="toc 8"/>
-    <w:lsdException w:uiPriority="0" w:name="toc 9"/>
-    <w:lsdException w:uiPriority="0" w:name="Normal Indent"/>
-    <w:lsdException w:qFormat="1" w:uiPriority="9" w:semiHidden="0" w:name="footnote text"/>
-    <w:lsdException w:uiPriority="0" w:name="annotation text"/>
-    <w:lsdException w:qFormat="1" w:uiPriority="99" w:semiHidden="0" w:name="header"/>
-    <w:lsdException w:qFormat="1" w:uiPriority="0" w:semiHidden="0" w:name="footer"/>
-    <w:lsdException w:uiPriority="0" w:name="index heading"/>
-    <w:lsdException w:qFormat="1" w:unhideWhenUsed="0" w:uiPriority="0" w:semiHidden="0" w:name="caption"/>
-    <w:lsdException w:uiPriority="0" w:name="table of figures"/>
-    <w:lsdException w:uiPriority="0" w:name="envelope address"/>
-    <w:lsdException w:uiPriority="0" w:name="envelope return"/>
-    <w:lsdException w:unhideWhenUsed="0" w:uiPriority="0" w:semiHidden="0" w:name="footnote reference"/>
-    <w:lsdException w:uiPriority="0" w:name="annotation reference"/>
-    <w:lsdException w:uiPriority="0" w:name="line number"/>
-    <w:lsdException w:uiPriority="0" w:name="page number"/>
-    <w:lsdException w:uiPriority="0" w:name="endnote reference"/>
-    <w:lsdException w:uiPriority="0" w:name="endnote text"/>
-    <w:lsdException w:uiPriority="0" w:name="table of authorities"/>
-    <w:lsdException w:uiPriority="0" w:name="macro"/>
-    <w:lsdException w:uiPriority="0" w:name="toa heading"/>
-    <w:lsdException w:uiPriority="0" w:name="List"/>
-    <w:lsdException w:uiPriority="0" w:name="List Bullet"/>
-    <w:lsdException w:uiPriority="0" w:name="List Number"/>
-    <w:lsdException w:uiPriority="0" w:name="List 2"/>
-    <w:lsdException w:uiPriority="0" w:name="List 3"/>
-    <w:lsdException w:uiPriority="0" w:name="List 4"/>
-    <w:lsdException w:unhideWhenUsed="0" w:uiPriority="0" w:semiHidden="0" w:name="List 5"/>
-    <w:lsdException w:uiPriority="0" w:name="List Bullet 2"/>
-    <w:lsdException w:uiPriority="0" w:name="List Bullet 3"/>
-    <w:lsdException w:unhideWhenUsed="0" w:uiPriority="0" w:semiHidden="0" w:name="List Bullet 4"/>
-    <w:lsdException w:unhideWhenUsed="0" w:uiPriority="0" w:semiHidden="0" w:name="List Bullet 5"/>
-    <w:lsdException w:uiPriority="0" w:name="List Number 2"/>
-    <w:lsdException w:uiPriority="0" w:name="List Number 3"/>
-    <w:lsdException w:uiPriority="0" w:name="List Number 4"/>
-    <w:lsdException w:uiPriority="0" w:name="List Number 5"/>
-    <w:lsdException w:qFormat="1" w:unhideWhenUsed="0" w:uiPriority="0" w:semiHidden="0" w:name="Title"/>
-    <w:lsdException w:uiPriority="0" w:name="Closing"/>
-    <w:lsdException w:uiPriority="0" w:name="Signature"/>
-    <w:lsdException w:qFormat="1" w:uiPriority="1" w:name="Default Paragraph Font"/>
-    <w:lsdException w:qFormat="1" w:unhideWhenUsed="0" w:uiPriority="0" w:semiHidden="0" w:name="Body Text"/>
-    <w:lsdException w:uiPriority="0" w:name="Body Text Indent"/>
-    <w:lsdException w:uiPriority="0" w:name="List Continue"/>
-    <w:lsdException w:uiPriority="0" w:name="List Continue 2"/>
-    <w:lsdException w:uiPriority="0" w:name="List Continue 3"/>
-    <w:lsdException w:uiPriority="0" w:name="List Continue 4"/>
-    <w:lsdException w:uiPriority="0" w:name="List Continue 5"/>
-    <w:lsdException w:uiPriority="0" w:name="Message Header"/>
-    <w:lsdException w:qFormat="1" w:unhideWhenUsed="0" w:uiPriority="0" w:semiHidden="0" w:name="Subtitle"/>
-    <w:lsdException w:uiPriority="0" w:name="Salutation"/>
-    <w:lsdException w:qFormat="1" w:unhideWhenUsed="0" w:uiPriority="0" w:semiHidden="0" w:name="Date"/>
-    <w:lsdException w:uiPriority="0" w:name="Body Text First Indent"/>
-    <w:lsdException w:unhideWhenUsed="0" w:uiPriority="0" w:semiHidden="0" w:name="Body Text First Indent 2"/>
-    <w:lsdException w:unhideWhenUsed="0" w:uiPriority="0" w:semiHidden="0" w:name="Note Heading"/>
-    <w:lsdException w:unhideWhenUsed="0" w:uiPriority="0" w:semiHidden="0" w:name="Body Text 2"/>
-    <w:lsdException w:unhideWhenUsed="0" w:uiPriority="0" w:semiHidden="0" w:name="Body Text 3"/>
-    <w:lsdException w:uiPriority="0" w:name="Body Text Indent 2"/>
-    <w:lsdException w:uiPriority="0" w:name="Body Text Indent 3"/>
-    <w:lsdException w:qFormat="1" w:uiPriority="9" w:semiHidden="0" w:name="Block Text"/>
-    <w:lsdException w:unhideWhenUsed="0" w:uiPriority="0" w:semiHidden="0" w:name="Hyperlink"/>
-    <w:lsdException w:uiPriority="0" w:name="FollowedHyperlink"/>
-    <w:lsdException w:unhideWhenUsed="0" w:uiPriority="0" w:semiHidden="0" w:name="Strong"/>
-    <w:lsdException w:unhideWhenUsed="0" w:uiPriority="0" w:semiHidden="0" w:name="Emphasis"/>
-    <w:lsdException w:uiPriority="0" w:name="Document Map"/>
-    <w:lsdException w:uiPriority="0" w:name="Plain Text"/>
-    <w:lsdException w:uiPriority="0" w:name="E-mail Signature"/>
-    <w:lsdException w:uiPriority="0" w:name="Normal (Web)"/>
-    <w:lsdException w:uiPriority="0" w:name="HTML Acronym"/>
-    <w:lsdException w:uiPriority="0" w:name="HTML Address"/>
-    <w:lsdException w:uiPriority="0" w:name="HTML Cite"/>
-    <w:lsdException w:uiPriority="0" w:name="HTML Code"/>
-    <w:lsdException w:uiPriority="0" w:name="HTML Definition"/>
-    <w:lsdException w:uiPriority="0" w:name="HTML Keyboard"/>
-    <w:lsdException w:uiPriority="0" w:name="HTML Preformatted"/>
-    <w:lsdException w:uiPriority="0" w:name="HTML Sample"/>
-    <w:lsdException w:uiPriority="0" w:name="HTML Typewriter"/>
-    <w:lsdException w:uiPriority="0" w:name="HTML Variable"/>
-    <w:lsdException w:qFormat="1" w:uiPriority="99" w:name="Normal Table"/>
-    <w:lsdException w:uiPriority="0" w:name="annotation subject"/>
-    <w:lsdException w:uiPriority="0" w:name="Table Simple 1"/>
-    <w:lsdException w:uiPriority="0" w:name="Table Simple 2"/>
-    <w:lsdException w:uiPriority="0" w:name="Table Simple 3"/>
-    <w:lsdException w:uiPriority="0" w:name="Table Classic 1"/>
-    <w:lsdException w:uiPriority="0" w:name="Table Classic 2"/>
-    <w:lsdException w:uiPriority="0" w:name="Table Classic 3"/>
-    <w:lsdException w:uiPriority="0" w:name="Table Classic 4"/>
-    <w:lsdException w:uiPriority="0" w:name="Table Colorful 1"/>
-    <w:lsdException w:uiPriority="0" w:name="Table Colorful 2"/>
-    <w:lsdException w:uiPriority="0" w:name="Table Colorful 3"/>
-    <w:lsdException w:uiPriority="0" w:name="Table Columns 1"/>
-    <w:lsdException w:uiPriority="0" w:name="Table Columns 2"/>
-    <w:lsdException w:uiPriority="0" w:name="Table Columns 3"/>
-    <w:lsdException w:uiPriority="0" w:name="Table Columns 4"/>
-    <w:lsdException w:uiPriority="0" w:name="Table Columns 5"/>
-    <w:lsdException w:uiPriority="0" w:name="Table Grid 1"/>
-    <w:lsdException w:uiPriority="0" w:name="Table Grid 2"/>
-    <w:lsdException w:uiPriority="0" w:name="Table Grid 3"/>
-    <w:lsdException w:uiPriority="0" w:name="Table Grid 4"/>
-    <w:lsdException w:uiPriority="0" w:name="Table Grid 5"/>
-    <w:lsdException w:uiPriority="0" w:name="Table Grid 6"/>
-    <w:lsdException w:uiPriority="0" w:name="Table Grid 7"/>
-    <w:lsdException w:uiPriority="0" w:name="Table Grid 8"/>
-    <w:lsdException w:uiPriority="0" w:name="Table List 1"/>
-    <w:lsdException w:uiPriority="0" w:name="Table List 2"/>
-    <w:lsdException w:uiPriority="0" w:name="Table List 3"/>
-    <w:lsdException w:uiPriority="0" w:name="Table List 4"/>
-    <w:lsdException w:uiPriority="0" w:name="Table List 5"/>
-    <w:lsdException w:uiPriority="0" w:name="Table List 6"/>
-    <w:lsdException w:uiPriority="0" w:name="Table List 7"/>
-    <w:lsdException w:uiPriority="0" w:name="Table List 8"/>
-    <w:lsdException w:uiPriority="0" w:name="Table 3D effects 1"/>
-    <w:lsdException w:uiPriority="0" w:name="Table 3D effects 2"/>
-    <w:lsdException w:uiPriority="0" w:name="Table 3D effects 3"/>
-    <w:lsdException w:uiPriority="0" w:name="Table Contemporary"/>
-    <w:lsdException w:uiPriority="0" w:name="Table Elegant"/>
-    <w:lsdException w:uiPriority="0" w:name="Table Professional"/>
-    <w:lsdException w:uiPriority="0" w:name="Table Subtle 1"/>
-    <w:lsdException w:uiPriority="0" w:name="Table Subtle 2"/>
-    <w:lsdException w:uiPriority="0" w:name="Table Web 1"/>
-    <w:lsdException w:uiPriority="0" w:name="Table Web 2"/>
-    <w:lsdException w:uiPriority="0" w:name="Table Web 3"/>
-    <w:lsdException w:uiPriority="0" w:name="Balloon Text"/>
-    <w:lsdException w:unhideWhenUsed="0" w:uiPriority="0" w:semiHidden="0" w:name="Table Grid"/>
-    <w:lsdException w:uiPriority="0" w:name="Table Theme"/>
-    <w:lsdException w:qFormat="1" w:unhideWhenUsed="0" w:uiPriority="0" w:name="Placeholder Text"/>
+  <w:latentStyles w:defLockedState="0" w:defUIPriority="99" w:defSemiHidden="1" w:defUnhideWhenUsed="1" w:defQFormat="0" w:count="260">
+    <w:lsdException w:name="Normal" w:uiPriority="0" w:semiHidden="0" w:unhideWhenUsed="0" w:qFormat="1"/>
+    <w:lsdException w:name="heading 1" w:uiPriority="9" w:semiHidden="0" w:unhideWhenUsed="0" w:qFormat="1"/>
+    <w:lsdException w:name="heading 2" w:uiPriority="9" w:semiHidden="0" w:qFormat="1"/>
+    <w:lsdException w:name="heading 3" w:uiPriority="9" w:semiHidden="0" w:qFormat="1"/>
+    <w:lsdException w:name="heading 4" w:uiPriority="9" w:semiHidden="0" w:qFormat="1"/>
+    <w:lsdException w:name="heading 5" w:uiPriority="9" w:semiHidden="0" w:qFormat="1"/>
+    <w:lsdException w:name="heading 6" w:uiPriority="9" w:semiHidden="0" w:qFormat="1"/>
+    <w:lsdException w:name="heading 7" w:uiPriority="9" w:semiHidden="0" w:qFormat="1"/>
+    <w:lsdException w:name="heading 8" w:uiPriority="9" w:semiHidden="0" w:qFormat="1"/>
+    <w:lsdException w:name="heading 9" w:uiPriority="9" w:semiHidden="0" w:qFormat="1"/>
+    <w:lsdException w:name="index 1" w:uiPriority="0" w:semiHidden="0" w:unhideWhenUsed="0"/>
+    <w:lsdException w:name="index 2" w:uiPriority="0"/>
+    <w:lsdException w:name="index 3" w:uiPriority="0"/>
+    <w:lsdException w:name="index 4" w:uiPriority="0"/>
+    <w:lsdException w:name="index 5" w:uiPriority="0"/>
+    <w:lsdException w:name="index 6" w:uiPriority="0"/>
+    <w:lsdException w:name="index 7" w:uiPriority="0"/>
+    <w:lsdException w:name="index 8" w:uiPriority="0"/>
+    <w:lsdException w:name="index 9" w:uiPriority="0"/>
+    <w:lsdException w:name="toc 1" w:uiPriority="0"/>
+    <w:lsdException w:name="toc 2" w:uiPriority="0"/>
+    <w:lsdException w:name="toc 3" w:uiPriority="0"/>
+    <w:lsdException w:name="toc 4" w:uiPriority="0"/>
+    <w:lsdException w:name="toc 5" w:uiPriority="0"/>
+    <w:lsdException w:name="toc 6" w:uiPriority="0"/>
+    <w:lsdException w:name="toc 7" w:uiPriority="0"/>
+    <w:lsdException w:name="toc 8" w:uiPriority="0"/>
+    <w:lsdException w:name="toc 9" w:uiPriority="0"/>
+    <w:lsdException w:name="Normal Indent" w:uiPriority="0"/>
+    <w:lsdException w:name="footnote text" w:uiPriority="9" w:semiHidden="0" w:qFormat="1"/>
+    <w:lsdException w:name="annotation text" w:uiPriority="0"/>
+    <w:lsdException w:name="header" w:uiPriority="99" w:semiHidden="0" w:qFormat="1"/>
+    <w:lsdException w:name="footer" w:uiPriority="0" w:semiHidden="0" w:qFormat="1"/>
+    <w:lsdException w:name="index heading" w:uiPriority="0"/>
+    <w:lsdException w:name="caption" w:uiPriority="0" w:semiHidden="0" w:unhideWhenUsed="0" w:qFormat="1"/>
+    <w:lsdException w:name="table of figures" w:uiPriority="0"/>
+    <w:lsdException w:name="envelope address" w:uiPriority="0"/>
+    <w:lsdException w:name="envelope return" w:uiPriority="0"/>
+    <w:lsdException w:name="footnote reference" w:uiPriority="0" w:semiHidden="0" w:unhideWhenUsed="0"/>
+    <w:lsdException w:name="annotation reference" w:uiPriority="0"/>
+    <w:lsdException w:name="line number" w:uiPriority="0"/>
+    <w:lsdException w:name="page number" w:uiPriority="0"/>
+    <w:lsdException w:name="endnote reference" w:uiPriority="0"/>
+    <w:lsdException w:name="endnote text" w:uiPriority="0"/>
+    <w:lsdException w:name="table of authorities" w:uiPriority="0"/>
+    <w:lsdException w:name="macro" w:uiPriority="0"/>
+    <w:lsdException w:name="toa heading" w:uiPriority="0"/>
+    <w:lsdException w:name="List" w:uiPriority="0"/>
+    <w:lsdException w:name="List Bullet" w:uiPriority="0"/>
+    <w:lsdException w:name="List Number" w:uiPriority="0"/>
+    <w:lsdException w:name="List 2" w:uiPriority="0"/>
+    <w:lsdException w:name="List 3" w:uiPriority="0"/>
+    <w:lsdException w:name="List 4" w:uiPriority="0"/>
+    <w:lsdException w:name="List 5" w:uiPriority="0" w:semiHidden="0" w:unhideWhenUsed="0"/>
+    <w:lsdException w:name="List Bullet 2" w:uiPriority="0"/>
+    <w:lsdException w:name="List Bullet 3" w:uiPriority="0"/>
+    <w:lsdException w:name="List Bullet 4" w:uiPriority="0" w:semiHidden="0" w:unhideWhenUsed="0"/>
+    <w:lsdException w:name="List Bullet 5" w:uiPriority="0" w:semiHidden="0" w:unhideWhenUsed="0"/>
+    <w:lsdException w:name="List Number 2" w:uiPriority="0"/>
+    <w:lsdException w:name="List Number 3" w:uiPriority="0"/>
+    <w:lsdException w:name="List Number 4" w:uiPriority="0"/>
+    <w:lsdException w:name="List Number 5" w:uiPriority="0"/>
+    <w:lsdException w:name="Title" w:uiPriority="0" w:semiHidden="0" w:unhideWhenUsed="0" w:qFormat="1"/>
+    <w:lsdException w:name="Closing" w:uiPriority="0"/>
+    <w:lsdException w:name="Signature" w:uiPriority="0"/>
+    <w:lsdException w:name="Default Paragraph Font" w:uiPriority="1" w:qFormat="1"/>
+    <w:lsdException w:name="Body Text" w:uiPriority="0" w:semiHidden="0" w:unhideWhenUsed="0" w:qFormat="1"/>
+    <w:lsdException w:name="Body Text Indent" w:uiPriority="0"/>
+    <w:lsdException w:name="List Continue" w:uiPriority="0"/>
+    <w:lsdException w:name="List Continue 2" w:uiPriority="0"/>
+    <w:lsdException w:name="List Continue 3" w:uiPriority="0"/>
+    <w:lsdException w:name="List Continue 4" w:uiPriority="0"/>
+    <w:lsdException w:name="List Continue 5" w:uiPriority="0"/>
+    <w:lsdException w:name="Message Header" w:uiPriority="0"/>
+    <w:lsdException w:name="Subtitle" w:uiPriority="0" w:semiHidden="0" w:unhideWhenUsed="0" w:qFormat="1"/>
+    <w:lsdException w:name="Salutation" w:uiPriority="0"/>
+    <w:lsdException w:name="Date" w:uiPriority="0" w:semiHidden="0" w:unhideWhenUsed="0" w:qFormat="1"/>
+    <w:lsdException w:name="Body Text First Indent" w:uiPriority="0"/>
+    <w:lsdException w:name="Body Text First Indent 2" w:uiPriority="0" w:semiHidden="0" w:unhideWhenUsed="0"/>
+    <w:lsdException w:name="Note Heading" w:uiPriority="0" w:semiHidden="0" w:unhideWhenUsed="0"/>
+    <w:lsdException w:name="Body Text 2" w:uiPriority="0" w:semiHidden="0" w:unhideWhenUsed="0"/>
+    <w:lsdException w:name="Body Text 3" w:uiPriority="0" w:semiHidden="0" w:unhideWhenUsed="0"/>
+    <w:lsdException w:name="Body Text Indent 2" w:uiPriority="0"/>
+    <w:lsdException w:name="Body Text Indent 3" w:uiPriority="0"/>
+    <w:lsdException w:name="Block Text" w:uiPriority="9" w:semiHidden="0" w:qFormat="1"/>
+    <w:lsdException w:name="Hyperlink" w:uiPriority="0" w:semiHidden="0" w:unhideWhenUsed="0"/>
+    <w:lsdException w:name="FollowedHyperlink" w:uiPriority="0"/>
+    <w:lsdException w:name="Strong" w:uiPriority="0" w:semiHidden="0" w:unhideWhenUsed="0"/>
+    <w:lsdException w:name="Emphasis" w:uiPriority="0" w:semiHidden="0" w:unhideWhenUsed="0"/>
+    <w:lsdException w:name="Document Map" w:uiPriority="0"/>
+    <w:lsdException w:name="Plain Text" w:uiPriority="0"/>
+    <w:lsdException w:name="E-mail Signature" w:uiPriority="0"/>
+    <w:lsdException w:name="Normal (Web)" w:uiPriority="0"/>
+    <w:lsdException w:name="HTML Acronym" w:uiPriority="0"/>
+    <w:lsdException w:name="HTML Address" w:uiPriority="0"/>
+    <w:lsdException w:name="HTML Cite" w:uiPriority="0"/>
+    <w:lsdException w:name="HTML Code" w:uiPriority="0"/>
+    <w:lsdException w:name="HTML Definition" w:uiPriority="0"/>
+    <w:lsdException w:name="HTML Keyboard" w:uiPriority="0"/>
+    <w:lsdException w:name="HTML Preformatted" w:uiPriority="0"/>
+    <w:lsdException w:name="HTML Sample" w:uiPriority="0"/>
+    <w:lsdException w:name="HTML Typewriter" w:uiPriority="0"/>
+    <w:lsdException w:name="HTML Variable" w:uiPriority="0"/>
+    <w:lsdException w:name="Normal Table" w:uiPriority="99" w:qFormat="1"/>
+    <w:lsdException w:name="annotation subject" w:uiPriority="0"/>
+    <w:lsdException w:name="Table Simple 1" w:uiPriority="0"/>
+    <w:lsdException w:name="Table Simple 2" w:uiPriority="0"/>
+    <w:lsdException w:name="Table Simple 3" w:uiPriority="0"/>
+    <w:lsdException w:name="Table Classic 1" w:uiPriority="0"/>
+    <w:lsdException w:name="Table Classic 2" w:uiPriority="0"/>
+    <w:lsdException w:name="Table Classic 3" w:uiPriority="0"/>
+    <w:lsdException w:name="Table Classic 4" w:uiPriority="0"/>
+    <w:lsdException w:name="Table Colorful 1" w:uiPriority="0"/>
+    <w:lsdException w:name="Table Colorful 2" w:uiPriority="0"/>
+    <w:lsdException w:name="Table Colorful 3" w:uiPriority="0"/>
+    <w:lsdException w:name="Table Columns 1" w:uiPriority="0"/>
+    <w:lsdException w:name="Table Columns 2" w:uiPriority="0"/>
+    <w:lsdException w:name="Table Columns 3" w:uiPriority="0"/>
+    <w:lsdException w:name="Table Columns 4" w:uiPriority="0"/>
+    <w:lsdException w:name="Table Columns 5" w:uiPriority="0"/>
+    <w:lsdException w:name="Table Grid 1" w:uiPriority="0"/>
+    <w:lsdException w:name="Table Grid 2" w:uiPriority="0"/>
+    <w:lsdException w:name="Table Grid 3" w:uiPriority="0"/>
+    <w:lsdException w:name="Table Grid 4" w:uiPriority="0"/>
+    <w:lsdException w:name="Table Grid 5" w:uiPriority="0"/>
+    <w:lsdException w:name="Table Grid 6" w:uiPriority="0"/>
+    <w:lsdException w:name="Table Grid 7" w:uiPriority="0"/>
+    <w:lsdException w:name="Table Grid 8" w:uiPriority="0"/>
+    <w:lsdException w:name="Table List 1" w:uiPriority="0"/>
+    <w:lsdException w:name="Table List 2" w:uiPriority="0"/>
+    <w:lsdException w:name="Table List 3" w:uiPriority="0"/>
+    <w:lsdException w:name="Table List 4" w:uiPriority="0"/>
+    <w:lsdException w:name="Table List 5" w:uiPriority="0"/>
+    <w:lsdException w:name="Table List 6" w:uiPriority="0"/>
+    <w:lsdException w:name="Table List 7" w:uiPriority="0"/>
+    <w:lsdException w:name="Table List 8" w:uiPriority="0"/>
+    <w:lsdException w:name="Table 3D effects 1" w:uiPriority="0"/>
+    <w:lsdException w:name="Table 3D effects 2" w:uiPriority="0"/>
+    <w:lsdException w:name="Table 3D effects 3" w:uiPriority="0"/>
+    <w:lsdException w:name="Table Contemporary" w:uiPriority="0"/>
+    <w:lsdException w:name="Table Elegant" w:uiPriority="0"/>
+    <w:lsdException w:name="Table Professional" w:uiPriority="0"/>
+    <w:lsdException w:name="Table Subtle 1" w:uiPriority="0"/>
+    <w:lsdException w:name="Table Subtle 2" w:uiPriority="0"/>
+    <w:lsdException w:name="Table Web 1" w:uiPriority="0"/>
+    <w:lsdException w:name="Table Web 2" w:uiPriority="0"/>
+    <w:lsdException w:name="Table Web 3" w:uiPriority="0"/>
+    <w:lsdException w:name="Balloon Text" w:uiPriority="0"/>
+    <w:lsdException w:name="Table Grid" w:uiPriority="0" w:semiHidden="0" w:unhideWhenUsed="0"/>
+    <w:lsdException w:name="Table Theme" w:uiPriority="0"/>
+    <w:lsdException w:name="Placeholder Text" w:uiPriority="0" w:unhideWhenUsed="0" w:qFormat="1"/>
   </w:latentStyles>
-  <w:style w:type="paragraph" w:default="1" w:styleId="1">
+  <w:style w:type="paragraph" w:styleId="1" w:default="1">
     <w:name w:val="Normal"/>
     <w:qFormat/>
     <w:uiPriority w:val="0"/>
@@ -643,14 +649,14 @@
       </w14:textFill>
     </w:rPr>
   </w:style>
-  <w:style w:type="character" w:default="1" w:styleId="12">
+  <w:style w:type="character" w:styleId="12" w:default="1">
     <w:name w:val="Default Paragraph Font"/>
     <w:semiHidden/>
     <w:unhideWhenUsed/>
     <w:qFormat/>
     <w:uiPriority w:val="1"/>
   </w:style>
-  <w:style w:type="table" w:default="1" w:styleId="13">
+  <w:style w:type="table" w:styleId="13" w:default="1">
     <w:name w:val="Normal Table"/>
     <w:semiHidden/>
     <w:unhideWhenUsed/>
@@ -683,7 +689,7 @@
       <w:vertAlign w:val="superscript"/>
     </w:rPr>
   </w:style>
-  <w:style w:type="character" w:customStyle="1" w:styleId="15">
+  <w:style w:type="character" w:styleId="15" w:customStyle="1">
     <w:name w:val="Caption Char"/>
     <w:basedOn w:val="12"/>
     <w:link w:val="16"/>
@@ -816,14 +822,14 @@
       <w:bCs/>
     </w:rPr>
   </w:style>
-  <w:style w:type="paragraph" w:customStyle="1" w:styleId="25">
+  <w:style w:type="paragraph" w:styleId="25" w:customStyle="1">
     <w:name w:val="First Paragraph"/>
     <w:basedOn w:val="3"/>
     <w:next w:val="3"/>
     <w:qFormat/>
     <w:uiPriority w:val="0"/>
   </w:style>
-  <w:style w:type="paragraph" w:customStyle="1" w:styleId="26">
+  <w:style w:type="paragraph" w:styleId="26" w:customStyle="1">
     <w:name w:val="Compact"/>
     <w:basedOn w:val="3"/>
     <w:qFormat/>
@@ -833,7 +839,7 @@
       <w:ind w:firstLine="0"/>
     </w:pPr>
   </w:style>
-  <w:style w:type="paragraph" w:customStyle="1" w:styleId="27">
+  <w:style w:type="paragraph" w:styleId="27" w:customStyle="1">
     <w:name w:val="Author"/>
     <w:next w:val="3"/>
     <w:qFormat/>
@@ -851,7 +857,7 @@
       <w:lang w:val="en-US" w:eastAsia="en-US" w:bidi="ar-SA"/>
     </w:rPr>
   </w:style>
-  <w:style w:type="paragraph" w:customStyle="1" w:styleId="28">
+  <w:style w:type="paragraph" w:styleId="28" w:customStyle="1">
     <w:name w:val="Abstract"/>
     <w:basedOn w:val="1"/>
     <w:next w:val="3"/>
@@ -865,7 +871,7 @@
       <w:szCs w:val="20"/>
     </w:rPr>
   </w:style>
-  <w:style w:type="paragraph" w:customStyle="1" w:styleId="29">
+  <w:style w:type="paragraph" w:styleId="29" w:customStyle="1">
     <w:name w:val="Bibliography"/>
     <w:basedOn w:val="1"/>
     <w:qFormat/>
@@ -874,7 +880,7 @@
       <w:ind w:left="720" w:hanging="720"/>
     </w:pPr>
   </w:style>
-  <w:style w:type="table" w:customStyle="1" w:styleId="30">
+  <w:style w:type="table" w:styleId="30" w:customStyle="1">
     <w:name w:val="Table"/>
     <w:semiHidden/>
     <w:unhideWhenUsed/>
@@ -912,7 +918,7 @@
       </w:tcPr>
     </w:tblStylePr>
   </w:style>
-  <w:style w:type="paragraph" w:customStyle="1" w:styleId="31">
+  <w:style w:type="paragraph" w:styleId="31" w:customStyle="1">
     <w:name w:val="Definition Term"/>
     <w:basedOn w:val="1"/>
     <w:next w:val="32"/>
@@ -926,25 +932,25 @@
       <w:b/>
     </w:rPr>
   </w:style>
-  <w:style w:type="paragraph" w:customStyle="1" w:styleId="32">
+  <w:style w:type="paragraph" w:styleId="32" w:customStyle="1">
     <w:name w:val="Definition"/>
     <w:basedOn w:val="1"/>
     <w:qFormat/>
     <w:uiPriority w:val="0"/>
   </w:style>
-  <w:style w:type="paragraph" w:customStyle="1" w:styleId="33">
+  <w:style w:type="paragraph" w:styleId="33" w:customStyle="1">
     <w:name w:val="Table Caption"/>
     <w:basedOn w:val="16"/>
     <w:qFormat/>
     <w:uiPriority w:val="0"/>
   </w:style>
-  <w:style w:type="paragraph" w:customStyle="1" w:styleId="34">
+  <w:style w:type="paragraph" w:styleId="34" w:customStyle="1">
     <w:name w:val="Image Caption"/>
     <w:basedOn w:val="16"/>
     <w:qFormat/>
     <w:uiPriority w:val="0"/>
   </w:style>
-  <w:style w:type="paragraph" w:customStyle="1" w:styleId="35">
+  <w:style w:type="paragraph" w:styleId="35" w:customStyle="1">
     <w:name w:val="Figure"/>
     <w:basedOn w:val="1"/>
     <w:link w:val="80"/>
@@ -954,13 +960,13 @@
       <w:spacing w:line="240" w:lineRule="auto"/>
     </w:pPr>
   </w:style>
-  <w:style w:type="paragraph" w:customStyle="1" w:styleId="36">
+  <w:style w:type="paragraph" w:styleId="36" w:customStyle="1">
     <w:name w:val="Captioned Figure"/>
     <w:basedOn w:val="35"/>
     <w:qFormat/>
     <w:uiPriority w:val="0"/>
   </w:style>
-  <w:style w:type="character" w:customStyle="1" w:styleId="37">
+  <w:style w:type="character" w:styleId="37" w:customStyle="1">
     <w:name w:val="Verbatim Char"/>
     <w:basedOn w:val="15"/>
     <w:link w:val="38"/>
@@ -971,7 +977,7 @@
       <w:sz w:val="22"/>
     </w:rPr>
   </w:style>
-  <w:style w:type="paragraph" w:customStyle="1" w:styleId="38">
+  <w:style w:type="paragraph" w:styleId="38" w:customStyle="1">
     <w:name w:val="Source Code"/>
     <w:basedOn w:val="1"/>
     <w:link w:val="37"/>
@@ -982,13 +988,13 @@
       <w:wordWrap w:val="0"/>
     </w:pPr>
   </w:style>
-  <w:style w:type="character" w:customStyle="1" w:styleId="39">
+  <w:style w:type="character" w:styleId="39" w:customStyle="1">
     <w:name w:val="Section Number"/>
     <w:basedOn w:val="15"/>
     <w:qFormat/>
     <w:uiPriority w:val="0"/>
   </w:style>
-  <w:style w:type="paragraph" w:customStyle="1" w:styleId="40">
+  <w:style w:type="paragraph" w:styleId="40" w:customStyle="1">
     <w:name w:val="TOC Heading"/>
     <w:basedOn w:val="2"/>
     <w:next w:val="3"/>
@@ -1005,14 +1011,14 @@
       <w:color w:val="2F5597" w:themeColor="accent1" w:themeShade="BF"/>
     </w:rPr>
   </w:style>
-  <w:style w:type="character" w:customStyle="1" w:styleId="41">
+  <w:style w:type="character" w:styleId="41" w:customStyle="1">
     <w:name w:val="Body Text Char"/>
     <w:basedOn w:val="12"/>
     <w:link w:val="3"/>
     <w:qFormat/>
     <w:uiPriority w:val="0"/>
   </w:style>
-  <w:style w:type="paragraph" w:customStyle="1" w:styleId="42">
+  <w:style w:type="paragraph" w:styleId="42" w:customStyle="1">
     <w:name w:val="red"/>
     <w:basedOn w:val="3"/>
     <w:link w:val="43"/>
@@ -1022,7 +1028,7 @@
       <w:color w:val="FF0000"/>
     </w:rPr>
   </w:style>
-  <w:style w:type="character" w:customStyle="1" w:styleId="43">
+  <w:style w:type="character" w:styleId="43" w:customStyle="1">
     <w:name w:val="red Char"/>
     <w:basedOn w:val="41"/>
     <w:link w:val="42"/>
@@ -1032,7 +1038,7 @@
       <w:color w:val="FF0000"/>
     </w:rPr>
   </w:style>
-  <w:style w:type="character" w:customStyle="1" w:styleId="44">
+  <w:style w:type="character" w:styleId="44" w:customStyle="1">
     <w:name w:val="KeywordTok"/>
     <w:basedOn w:val="37"/>
     <w:uiPriority w:val="0"/>
@@ -1043,7 +1049,7 @@
       <w:shd w:val="clear" w:color="auto" w:fill="F1F3F5"/>
     </w:rPr>
   </w:style>
-  <w:style w:type="character" w:customStyle="1" w:styleId="45">
+  <w:style w:type="character" w:styleId="45" w:customStyle="1">
     <w:name w:val="DataTypeTok"/>
     <w:basedOn w:val="37"/>
     <w:uiPriority w:val="0"/>
@@ -1054,7 +1060,7 @@
       <w:shd w:val="clear" w:color="auto" w:fill="F1F3F5"/>
     </w:rPr>
   </w:style>
-  <w:style w:type="character" w:customStyle="1" w:styleId="46">
+  <w:style w:type="character" w:styleId="46" w:customStyle="1">
     <w:name w:val="DecValTok"/>
     <w:basedOn w:val="37"/>
     <w:qFormat/>
@@ -1066,7 +1072,7 @@
       <w:shd w:val="clear" w:color="auto" w:fill="F1F3F5"/>
     </w:rPr>
   </w:style>
-  <w:style w:type="character" w:customStyle="1" w:styleId="47">
+  <w:style w:type="character" w:styleId="47" w:customStyle="1">
     <w:name w:val="BaseNTok"/>
     <w:basedOn w:val="37"/>
     <w:qFormat/>
@@ -1078,7 +1084,7 @@
       <w:shd w:val="clear" w:color="auto" w:fill="F1F3F5"/>
     </w:rPr>
   </w:style>
-  <w:style w:type="character" w:customStyle="1" w:styleId="48">
+  <w:style w:type="character" w:styleId="48" w:customStyle="1">
     <w:name w:val="FloatTok"/>
     <w:basedOn w:val="37"/>
     <w:qFormat/>
@@ -1090,7 +1096,7 @@
       <w:shd w:val="clear" w:color="auto" w:fill="F1F3F5"/>
     </w:rPr>
   </w:style>
-  <w:style w:type="character" w:customStyle="1" w:styleId="49">
+  <w:style w:type="character" w:styleId="49" w:customStyle="1">
     <w:name w:val="ConstantTok"/>
     <w:basedOn w:val="37"/>
     <w:uiPriority w:val="0"/>
@@ -1101,7 +1107,7 @@
       <w:shd w:val="clear" w:color="auto" w:fill="F1F3F5"/>
     </w:rPr>
   </w:style>
-  <w:style w:type="character" w:customStyle="1" w:styleId="50">
+  <w:style w:type="character" w:styleId="50" w:customStyle="1">
     <w:name w:val="CharTok"/>
     <w:basedOn w:val="37"/>
     <w:qFormat/>
@@ -1113,7 +1119,7 @@
       <w:shd w:val="clear" w:color="auto" w:fill="F1F3F5"/>
     </w:rPr>
   </w:style>
-  <w:style w:type="character" w:customStyle="1" w:styleId="51">
+  <w:style w:type="character" w:styleId="51" w:customStyle="1">
     <w:name w:val="SpecialCharTok"/>
     <w:basedOn w:val="37"/>
     <w:uiPriority w:val="0"/>
@@ -1124,7 +1130,7 @@
       <w:shd w:val="clear" w:color="auto" w:fill="F1F3F5"/>
     </w:rPr>
   </w:style>
-  <w:style w:type="character" w:customStyle="1" w:styleId="52">
+  <w:style w:type="character" w:styleId="52" w:customStyle="1">
     <w:name w:val="StringTok"/>
     <w:basedOn w:val="37"/>
     <w:uiPriority w:val="0"/>
@@ -1135,7 +1141,7 @@
       <w:shd w:val="clear" w:color="auto" w:fill="F1F3F5"/>
     </w:rPr>
   </w:style>
-  <w:style w:type="character" w:customStyle="1" w:styleId="53">
+  <w:style w:type="character" w:styleId="53" w:customStyle="1">
     <w:name w:val="VerbatimStringTok"/>
     <w:basedOn w:val="37"/>
     <w:qFormat/>
@@ -1147,7 +1153,7 @@
       <w:shd w:val="clear" w:color="auto" w:fill="F1F3F5"/>
     </w:rPr>
   </w:style>
-  <w:style w:type="character" w:customStyle="1" w:styleId="54">
+  <w:style w:type="character" w:styleId="54" w:customStyle="1">
     <w:name w:val="SpecialStringTok"/>
     <w:basedOn w:val="37"/>
     <w:uiPriority w:val="0"/>
@@ -1158,7 +1164,7 @@
       <w:shd w:val="clear" w:color="auto" w:fill="F1F3F5"/>
     </w:rPr>
   </w:style>
-  <w:style w:type="character" w:customStyle="1" w:styleId="55">
+  <w:style w:type="character" w:styleId="55" w:customStyle="1">
     <w:name w:val="ImportTok"/>
     <w:basedOn w:val="37"/>
     <w:qFormat/>
@@ -1170,7 +1176,7 @@
       <w:shd w:val="clear" w:color="auto" w:fill="F1F3F5"/>
     </w:rPr>
   </w:style>
-  <w:style w:type="character" w:customStyle="1" w:styleId="56">
+  <w:style w:type="character" w:styleId="56" w:customStyle="1">
     <w:name w:val="CommentTok"/>
     <w:basedOn w:val="37"/>
     <w:uiPriority w:val="0"/>
@@ -1181,7 +1187,7 @@
       <w:shd w:val="clear" w:color="auto" w:fill="F1F3F5"/>
     </w:rPr>
   </w:style>
-  <w:style w:type="character" w:customStyle="1" w:styleId="57">
+  <w:style w:type="character" w:styleId="57" w:customStyle="1">
     <w:name w:val="DocumentationTok"/>
     <w:basedOn w:val="37"/>
     <w:uiPriority w:val="0"/>
@@ -1193,7 +1199,7 @@
       <w:shd w:val="clear" w:color="auto" w:fill="F1F3F5"/>
     </w:rPr>
   </w:style>
-  <w:style w:type="character" w:customStyle="1" w:styleId="58">
+  <w:style w:type="character" w:styleId="58" w:customStyle="1">
     <w:name w:val="AnnotationTok"/>
     <w:basedOn w:val="37"/>
     <w:qFormat/>
@@ -1205,7 +1211,7 @@
       <w:shd w:val="clear" w:color="auto" w:fill="F1F3F5"/>
     </w:rPr>
   </w:style>
-  <w:style w:type="character" w:customStyle="1" w:styleId="59">
+  <w:style w:type="character" w:styleId="59" w:customStyle="1">
     <w:name w:val="CommentVarTok"/>
     <w:basedOn w:val="37"/>
     <w:qFormat/>
@@ -1218,7 +1224,7 @@
       <w:shd w:val="clear" w:color="auto" w:fill="F1F3F5"/>
     </w:rPr>
   </w:style>
-  <w:style w:type="character" w:customStyle="1" w:styleId="60">
+  <w:style w:type="character" w:styleId="60" w:customStyle="1">
     <w:name w:val="OtherTok"/>
     <w:basedOn w:val="37"/>
     <w:uiPriority w:val="0"/>
@@ -1229,7 +1235,7 @@
       <w:shd w:val="clear" w:color="auto" w:fill="F1F3F5"/>
     </w:rPr>
   </w:style>
-  <w:style w:type="character" w:customStyle="1" w:styleId="61">
+  <w:style w:type="character" w:styleId="61" w:customStyle="1">
     <w:name w:val="FunctionTok"/>
     <w:basedOn w:val="37"/>
     <w:qFormat/>
@@ -1241,7 +1247,7 @@
       <w:shd w:val="clear" w:color="auto" w:fill="F1F3F5"/>
     </w:rPr>
   </w:style>
-  <w:style w:type="character" w:customStyle="1" w:styleId="62">
+  <w:style w:type="character" w:styleId="62" w:customStyle="1">
     <w:name w:val="VariableTok"/>
     <w:basedOn w:val="37"/>
     <w:qFormat/>
@@ -1253,7 +1259,7 @@
       <w:shd w:val="clear" w:color="auto" w:fill="F1F3F5"/>
     </w:rPr>
   </w:style>
-  <w:style w:type="character" w:customStyle="1" w:styleId="63">
+  <w:style w:type="character" w:styleId="63" w:customStyle="1">
     <w:name w:val="ControlFlowTok"/>
     <w:basedOn w:val="37"/>
     <w:qFormat/>
@@ -1265,7 +1271,7 @@
       <w:shd w:val="clear" w:color="auto" w:fill="F1F3F5"/>
     </w:rPr>
   </w:style>
-  <w:style w:type="character" w:customStyle="1" w:styleId="64">
+  <w:style w:type="character" w:styleId="64" w:customStyle="1">
     <w:name w:val="OperatorTok"/>
     <w:basedOn w:val="37"/>
     <w:qFormat/>
@@ -1277,7 +1283,7 @@
       <w:shd w:val="clear" w:color="auto" w:fill="F1F3F5"/>
     </w:rPr>
   </w:style>
-  <w:style w:type="character" w:customStyle="1" w:styleId="65">
+  <w:style w:type="character" w:styleId="65" w:customStyle="1">
     <w:name w:val="BuiltInTok"/>
     <w:basedOn w:val="37"/>
     <w:qFormat/>
@@ -1289,7 +1295,7 @@
       <w:shd w:val="clear" w:color="auto" w:fill="F1F3F5"/>
     </w:rPr>
   </w:style>
-  <w:style w:type="character" w:customStyle="1" w:styleId="66">
+  <w:style w:type="character" w:styleId="66" w:customStyle="1">
     <w:name w:val="ExtensionTok"/>
     <w:basedOn w:val="37"/>
     <w:qFormat/>
@@ -1301,7 +1307,7 @@
       <w:shd w:val="clear" w:color="auto" w:fill="F1F3F5"/>
     </w:rPr>
   </w:style>
-  <w:style w:type="character" w:customStyle="1" w:styleId="67">
+  <w:style w:type="character" w:styleId="67" w:customStyle="1">
     <w:name w:val="PreprocessorTok"/>
     <w:basedOn w:val="37"/>
     <w:uiPriority w:val="0"/>
@@ -1312,7 +1318,7 @@
       <w:shd w:val="clear" w:color="auto" w:fill="F1F3F5"/>
     </w:rPr>
   </w:style>
-  <w:style w:type="character" w:customStyle="1" w:styleId="68">
+  <w:style w:type="character" w:styleId="68" w:customStyle="1">
     <w:name w:val="AttributeTok"/>
     <w:basedOn w:val="37"/>
     <w:uiPriority w:val="0"/>
@@ -1323,7 +1329,7 @@
       <w:shd w:val="clear" w:color="auto" w:fill="F1F3F5"/>
     </w:rPr>
   </w:style>
-  <w:style w:type="character" w:customStyle="1" w:styleId="69">
+  <w:style w:type="character" w:styleId="69" w:customStyle="1">
     <w:name w:val="RegionMarkerTok"/>
     <w:basedOn w:val="37"/>
     <w:uiPriority w:val="0"/>
@@ -1334,7 +1340,7 @@
       <w:shd w:val="clear" w:color="auto" w:fill="F1F3F5"/>
     </w:rPr>
   </w:style>
-  <w:style w:type="character" w:customStyle="1" w:styleId="70">
+  <w:style w:type="character" w:styleId="70" w:customStyle="1">
     <w:name w:val="InformationTok"/>
     <w:basedOn w:val="37"/>
     <w:uiPriority w:val="0"/>
@@ -1345,7 +1351,7 @@
       <w:shd w:val="clear" w:color="auto" w:fill="F1F3F5"/>
     </w:rPr>
   </w:style>
-  <w:style w:type="character" w:customStyle="1" w:styleId="71">
+  <w:style w:type="character" w:styleId="71" w:customStyle="1">
     <w:name w:val="WarningTok"/>
     <w:basedOn w:val="37"/>
     <w:uiPriority w:val="0"/>
@@ -1357,7 +1363,7 @@
       <w:shd w:val="clear" w:color="auto" w:fill="F1F3F5"/>
     </w:rPr>
   </w:style>
-  <w:style w:type="character" w:customStyle="1" w:styleId="72">
+  <w:style w:type="character" w:styleId="72" w:customStyle="1">
     <w:name w:val="AlertTok"/>
     <w:basedOn w:val="37"/>
     <w:uiPriority w:val="0"/>
@@ -1368,7 +1374,7 @@
       <w:shd w:val="clear" w:color="auto" w:fill="F1F3F5"/>
     </w:rPr>
   </w:style>
-  <w:style w:type="character" w:customStyle="1" w:styleId="73">
+  <w:style w:type="character" w:styleId="73" w:customStyle="1">
     <w:name w:val="ErrorTok"/>
     <w:basedOn w:val="37"/>
     <w:uiPriority w:val="0"/>
@@ -1379,7 +1385,7 @@
       <w:shd w:val="clear" w:color="auto" w:fill="F1F3F5"/>
     </w:rPr>
   </w:style>
-  <w:style w:type="character" w:customStyle="1" w:styleId="74">
+  <w:style w:type="character" w:styleId="74" w:customStyle="1">
     <w:name w:val="NormalTok"/>
     <w:basedOn w:val="37"/>
     <w:uiPriority w:val="0"/>
@@ -1390,19 +1396,19 @@
       <w:shd w:val="clear" w:color="auto" w:fill="F1F3F5"/>
     </w:rPr>
   </w:style>
-  <w:style w:type="character" w:customStyle="1" w:styleId="75">
+  <w:style w:type="character" w:styleId="75" w:customStyle="1">
     <w:name w:val="Header Char"/>
     <w:basedOn w:val="12"/>
     <w:link w:val="19"/>
     <w:uiPriority w:val="99"/>
   </w:style>
-  <w:style w:type="character" w:customStyle="1" w:styleId="76">
+  <w:style w:type="character" w:styleId="76" w:customStyle="1">
     <w:name w:val="Footer Char"/>
     <w:basedOn w:val="12"/>
     <w:link w:val="20"/>
     <w:uiPriority w:val="0"/>
   </w:style>
-  <w:style w:type="paragraph" w:customStyle="1" w:styleId="77">
+  <w:style w:type="paragraph" w:styleId="77" w:customStyle="1">
     <w:name w:val="APAEnumerated"/>
     <w:basedOn w:val="3"/>
     <w:link w:val="84"/>
@@ -1416,7 +1422,7 @@
       <w:ind w:left="792"/>
     </w:pPr>
   </w:style>
-  <w:style w:type="character" w:customStyle="1" w:styleId="78">
+  <w:style w:type="character" w:styleId="78" w:customStyle="1">
     <w:name w:val="Title Char"/>
     <w:basedOn w:val="12"/>
     <w:link w:val="24"/>
@@ -1426,7 +1432,7 @@
       <w:bCs/>
     </w:rPr>
   </w:style>
-  <w:style w:type="paragraph" w:customStyle="1" w:styleId="79">
+  <w:style w:type="paragraph" w:styleId="79" w:customStyle="1">
     <w:name w:val="FigureTitle"/>
     <w:basedOn w:val="35"/>
     <w:link w:val="81"/>
@@ -1442,13 +1448,13 @@
       <w:b/>
     </w:rPr>
   </w:style>
-  <w:style w:type="character" w:customStyle="1" w:styleId="80">
+  <w:style w:type="character" w:styleId="80" w:customStyle="1">
     <w:name w:val="Figure Char"/>
     <w:basedOn w:val="12"/>
     <w:link w:val="35"/>
     <w:uiPriority w:val="0"/>
   </w:style>
-  <w:style w:type="character" w:customStyle="1" w:styleId="81">
+  <w:style w:type="character" w:styleId="81" w:customStyle="1">
     <w:name w:val="FigureTitle Char"/>
     <w:basedOn w:val="80"/>
     <w:link w:val="79"/>
@@ -1457,7 +1463,7 @@
       <w:b/>
     </w:rPr>
   </w:style>
-  <w:style w:type="paragraph" w:customStyle="1" w:styleId="82">
+  <w:style w:type="paragraph" w:styleId="82" w:customStyle="1">
     <w:name w:val="FigureNote"/>
     <w:basedOn w:val="3"/>
     <w:link w:val="83"/>
@@ -1468,19 +1474,19 @@
       <w:ind w:firstLine="0"/>
     </w:pPr>
   </w:style>
-  <w:style w:type="character" w:customStyle="1" w:styleId="83">
+  <w:style w:type="character" w:styleId="83" w:customStyle="1">
     <w:name w:val="FigureNote Char"/>
     <w:basedOn w:val="41"/>
     <w:link w:val="82"/>
     <w:uiPriority w:val="0"/>
   </w:style>
-  <w:style w:type="character" w:customStyle="1" w:styleId="84">
+  <w:style w:type="character" w:styleId="84" w:customStyle="1">
     <w:name w:val="APAEnumerated Char"/>
     <w:basedOn w:val="41"/>
     <w:link w:val="77"/>
     <w:uiPriority w:val="0"/>
   </w:style>
-  <w:style w:type="paragraph" w:customStyle="1" w:styleId="85">
+  <w:style w:type="paragraph" w:styleId="85" w:customStyle="1">
     <w:name w:val="FigureWithNote"/>
     <w:basedOn w:val="35"/>
     <w:link w:val="86"/>
@@ -1490,13 +1496,13 @@
       <w:keepNext/>
     </w:pPr>
   </w:style>
-  <w:style w:type="character" w:customStyle="1" w:styleId="86">
+  <w:style w:type="character" w:styleId="86" w:customStyle="1">
     <w:name w:val="FigureWithNote Char"/>
     <w:basedOn w:val="80"/>
     <w:link w:val="85"/>
     <w:uiPriority w:val="0"/>
   </w:style>
-  <w:style w:type="paragraph" w:customStyle="1" w:styleId="87">
+  <w:style w:type="paragraph" w:styleId="87" w:customStyle="1">
     <w:name w:val="FigureWithoutNote"/>
     <w:basedOn w:val="35"/>
     <w:link w:val="88"/>
@@ -1506,13 +1512,13 @@
       <w:spacing w:after="240"/>
     </w:pPr>
   </w:style>
-  <w:style w:type="character" w:customStyle="1" w:styleId="88">
+  <w:style w:type="character" w:styleId="88" w:customStyle="1">
     <w:name w:val="FigureWithoutNote Char"/>
     <w:basedOn w:val="80"/>
     <w:link w:val="87"/>
     <w:uiPriority w:val="0"/>
   </w:style>
-  <w:style w:type="paragraph" w:customStyle="1" w:styleId="89">
+  <w:style w:type="paragraph" w:styleId="89" w:customStyle="1">
     <w:name w:val="AuthorNote"/>
     <w:basedOn w:val="27"/>
     <w:qFormat/>
@@ -1525,7 +1531,7 @@
       <w:jc w:val="left"/>
     </w:pPr>
   </w:style>
-  <w:style w:type="paragraph" w:customStyle="1" w:styleId="90">
+  <w:style w:type="paragraph" w:styleId="90" w:customStyle="1">
     <w:name w:val="AfterWithoutNote"/>
     <w:basedOn w:val="3"/>
     <w:link w:val="91"/>
@@ -1535,13 +1541,13 @@
       <w:spacing w:before="240"/>
     </w:pPr>
   </w:style>
-  <w:style w:type="character" w:customStyle="1" w:styleId="91">
+  <w:style w:type="character" w:styleId="91" w:customStyle="1">
     <w:name w:val="AfterWithoutNote Char"/>
     <w:basedOn w:val="41"/>
     <w:link w:val="90"/>
     <w:uiPriority w:val="0"/>
   </w:style>
-  <w:style w:type="paragraph" w:customStyle="1" w:styleId="92">
+  <w:style w:type="paragraph" w:styleId="92" w:customStyle="1">
     <w:name w:val="NoIndent"/>
     <w:basedOn w:val="3"/>
     <w:link w:val="93"/>
@@ -1551,14 +1557,14 @@
       <w:ind w:firstLine="0"/>
     </w:pPr>
   </w:style>
-  <w:style w:type="character" w:customStyle="1" w:styleId="93">
+  <w:style w:type="character" w:styleId="93" w:customStyle="1">
     <w:name w:val="NoIndent Char"/>
     <w:basedOn w:val="41"/>
     <w:link w:val="92"/>
     <w:qFormat/>
     <w:uiPriority w:val="0"/>
   </w:style>
-  <w:style w:type="paragraph" w:customStyle="1" w:styleId="94">
+  <w:style w:type="paragraph" w:styleId="94" w:customStyle="1">
     <w:name w:val="NextBlockText"/>
     <w:basedOn w:val="21"/>
     <w:link w:val="96"/>
@@ -1568,14 +1574,14 @@
       <w:ind w:firstLine="720"/>
     </w:pPr>
   </w:style>
-  <w:style w:type="character" w:customStyle="1" w:styleId="95">
+  <w:style w:type="character" w:styleId="95" w:customStyle="1">
     <w:name w:val="Block Text Char"/>
     <w:basedOn w:val="41"/>
     <w:link w:val="21"/>
     <w:qFormat/>
     <w:uiPriority w:val="9"/>
   </w:style>
-  <w:style w:type="character" w:customStyle="1" w:styleId="96">
+  <w:style w:type="character" w:styleId="96" w:customStyle="1">
     <w:name w:val="NextBlockText Char"/>
     <w:basedOn w:val="95"/>
     <w:link w:val="94"/>
@@ -1592,7 +1598,7 @@
       <w:color w:val="666666"/>
     </w:rPr>
   </w:style>
-  <w:style w:type="character" w:customStyle="1" w:styleId="98">
+  <w:style w:type="character" w:styleId="98" w:customStyle="1">
     <w:name w:val="H4"/>
     <w:basedOn w:val="12"/>
     <w:qFormat/>
@@ -1601,7 +1607,7 @@
       <w:b/>
     </w:rPr>
   </w:style>
-  <w:style w:type="character" w:customStyle="1" w:styleId="99">
+  <w:style w:type="character" w:styleId="99" w:customStyle="1">
     <w:name w:val="H5"/>
     <w:basedOn w:val="98"/>
     <w:qFormat/>
@@ -1610,7 +1616,7 @@
       <w:i/>
     </w:rPr>
   </w:style>
-  <w:style w:type="paragraph" w:customStyle="1" w:styleId="100">
+  <w:style w:type="paragraph" w:styleId="100" w:customStyle="1">
     <w:name w:val="AbstractFirstParagraph"/>
     <w:basedOn w:val="28"/>
     <w:link w:val="102"/>
@@ -1620,7 +1626,7 @@
       <w:ind w:firstLine="0"/>
     </w:pPr>
   </w:style>
-  <w:style w:type="character" w:customStyle="1" w:styleId="101">
+  <w:style w:type="character" w:styleId="101" w:customStyle="1">
     <w:name w:val="Abstract Char"/>
     <w:basedOn w:val="12"/>
     <w:link w:val="28"/>
@@ -1630,7 +1636,7 @@
       <w:szCs w:val="20"/>
     </w:rPr>
   </w:style>
-  <w:style w:type="character" w:customStyle="1" w:styleId="102">
+  <w:style w:type="character" w:styleId="102" w:customStyle="1">
     <w:name w:val="AbstractFirstParagraph Char"/>
     <w:basedOn w:val="101"/>
     <w:link w:val="100"/>
@@ -1639,6 +1645,32 @@
     <w:rPr>
       <w:szCs w:val="20"/>
     </w:rPr>
+  </w:style>
+  <w:style xmlns:w="http://schemas.openxmlformats.org/wordprocessingml/2006/main" w:type="table" w:styleId="TableGrid">
+    <w:name xmlns:w="http://schemas.openxmlformats.org/wordprocessingml/2006/main" w:val="Table Grid"/>
+    <w:basedOn xmlns:w="http://schemas.openxmlformats.org/wordprocessingml/2006/main" w:val="13"/>
+    <w:uiPriority xmlns:w="http://schemas.openxmlformats.org/wordprocessingml/2006/main" w:val="59"/>
+    <w:rsid xmlns:w="http://schemas.openxmlformats.org/wordprocessingml/2006/main" w:val="00FB4123"/>
+    <w:pPr xmlns:w="http://schemas.openxmlformats.org/wordprocessingml/2006/main">
+      <w:spacing w:after="0" w:line="240" w:lineRule="auto"/>
+    </w:pPr>
+    <w:tblPr xmlns:w="http://schemas.openxmlformats.org/wordprocessingml/2006/main">
+      <w:tblInd w:w="0" w:type="dxa"/>
+      <w:tblBorders>
+        <w:top w:val="single" w:color="000000" w:themeColor="text1" w:sz="4" w:space="0"/>
+        <w:left w:val="single" w:color="000000" w:themeColor="text1" w:sz="4" w:space="0"/>
+        <w:bottom w:val="single" w:color="000000" w:themeColor="text1" w:sz="4" w:space="0"/>
+        <w:right w:val="single" w:color="000000" w:themeColor="text1" w:sz="4" w:space="0"/>
+        <w:insideH w:val="single" w:color="000000" w:themeColor="text1" w:sz="4" w:space="0"/>
+        <w:insideV w:val="single" w:color="000000" w:themeColor="text1" w:sz="4" w:space="0"/>
+      </w:tblBorders>
+      <w:tblCellMar>
+        <w:top w:w="0" w:type="dxa"/>
+        <w:left w:w="108" w:type="dxa"/>
+        <w:bottom w:w="0" w:type="dxa"/>
+        <w:right w:w="108" w:type="dxa"/>
+      </w:tblCellMar>
+    </w:tblPr>
   </w:style>
 </w:styles>
 </file>
@@ -1664,7 +1696,7 @@
         <w:guid w:val="{FCECEFC6-0024-4F68-B8F9-C92286916DB7}"/>
       </w:docPartPr>
       <w:docPartBody>
-        <w:p>
+        <w:p xmlns:wp14="http://schemas.microsoft.com/office/word/2010/wordml" wp14:textId="77777777">
           <w:r>
             <w:rPr>
               <w:rStyle w:val="4"/>
